--- a/workspaces/instructivos/PROCEDIMIENTO_PBC3_SUPERVISION_RECIBOS.docx
+++ b/workspaces/instructivos/PROCEDIMIENTO_PBC3_SUPERVISION_RECIBOS.docx
@@ -9,9 +9,9 @@
       <w:r>
         <w:rPr>
           <w:b/>
-          <w:sz w:val="28"/>
+          <w:sz w:val="26"/>
         </w:rPr>
-        <w:t>PROTEG-RT / COBRANZA</w:t>
+        <w:t>PROTEG-RT MUTUALIDAD A.C.</w:t>
       </w:r>
     </w:p>
     <w:p>
@@ -31,7 +31,7 @@
         <w:jc w:val="center"/>
       </w:pPr>
       <w:r>
-        <w:t>─────────────────────────────────────────────────────────────────</w:t>
+        <w:t>────────────────────────────────────────────────────────────────────</w:t>
       </w:r>
     </w:p>
     <w:tbl>
@@ -58,14 +58,13 @@
                 <w:b/>
                 <w:sz w:val="18"/>
               </w:rPr>
-              <w:t xml:space="preserve">Código: </w:t>
+              <w:t xml:space="preserve">CLAVE: </w:t>
             </w:r>
             <w:r>
               <w:rPr>
-                <w:b/>
                 <w:sz w:val="18"/>
               </w:rPr>
-              <w:t>POE-CBZ-RT-PBC3-001</w:t>
+              <w:t>PBC3</w:t>
             </w:r>
           </w:p>
         </w:tc>
@@ -77,36 +76,13 @@
             <w:r/>
             <w:r>
               <w:rPr>
-                <w:b w:val="0"/>
+                <w:b/>
                 <w:sz w:val="18"/>
               </w:rPr>
-              <w:t xml:space="preserve">Versión: </w:t>
+              <w:t xml:space="preserve">FECHA: </w:t>
             </w:r>
             <w:r>
               <w:rPr>
-                <w:b w:val="0"/>
-                <w:sz w:val="18"/>
-              </w:rPr>
-              <w:t>1.0</w:t>
-            </w:r>
-          </w:p>
-        </w:tc>
-        <w:tc>
-          <w:tcPr>
-            <w:tcW w:type="dxa" w:w="2160"/>
-          </w:tcPr>
-          <w:p>
-            <w:r/>
-            <w:r>
-              <w:rPr>
-                <w:b w:val="0"/>
-                <w:sz w:val="18"/>
-              </w:rPr>
-              <w:t xml:space="preserve">Fecha de emisión: </w:t>
-            </w:r>
-            <w:r>
-              <w:rPr>
-                <w:b w:val="0"/>
                 <w:sz w:val="18"/>
               </w:rPr>
               <w:t>__/__/2026</w:t>
@@ -121,38 +97,13 @@
             <w:r/>
             <w:r>
               <w:rPr>
-                <w:b w:val="0"/>
+                <w:b/>
                 <w:sz w:val="18"/>
               </w:rPr>
-              <w:t xml:space="preserve">Vigencia: </w:t>
+              <w:t xml:space="preserve">DEPARTAMENTO: </w:t>
             </w:r>
             <w:r>
               <w:rPr>
-                <w:b w:val="0"/>
-                <w:sz w:val="18"/>
-              </w:rPr>
-              <w:t>A partir de fecha de emisión</w:t>
-            </w:r>
-          </w:p>
-        </w:tc>
-      </w:tr>
-      <w:tr>
-        <w:tc>
-          <w:tcPr>
-            <w:tcW w:type="dxa" w:w="2160"/>
-          </w:tcPr>
-          <w:p>
-            <w:r/>
-            <w:r>
-              <w:rPr>
-                <w:b w:val="0"/>
-                <w:sz w:val="18"/>
-              </w:rPr>
-              <w:t xml:space="preserve">Área: </w:t>
-            </w:r>
-            <w:r>
-              <w:rPr>
-                <w:b w:val="0"/>
                 <w:sz w:val="18"/>
               </w:rPr>
               <w:t>Cobranza</w:t>
@@ -167,61 +118,16 @@
             <w:r/>
             <w:r>
               <w:rPr>
-                <w:b w:val="0"/>
+                <w:b/>
                 <w:sz w:val="18"/>
               </w:rPr>
-              <w:t xml:space="preserve">Proceso: </w:t>
+              <w:t xml:space="preserve">REVISIÓN: </w:t>
             </w:r>
             <w:r>
               <w:rPr>
-                <w:b w:val="0"/>
                 <w:sz w:val="18"/>
               </w:rPr>
-              <w:t>Gestión de Cobranza</w:t>
-            </w:r>
-          </w:p>
-        </w:tc>
-        <w:tc>
-          <w:tcPr>
-            <w:tcW w:type="dxa" w:w="2160"/>
-          </w:tcPr>
-          <w:p>
-            <w:r/>
-            <w:r>
-              <w:rPr>
-                <w:b w:val="0"/>
-                <w:sz w:val="18"/>
-              </w:rPr>
-              <w:t xml:space="preserve">Elaboró: </w:t>
-            </w:r>
-            <w:r>
-              <w:rPr>
-                <w:b w:val="0"/>
-                <w:sz w:val="18"/>
-              </w:rPr>
-              <w:t>Gerencia de Cobranza</w:t>
-            </w:r>
-          </w:p>
-        </w:tc>
-        <w:tc>
-          <w:tcPr>
-            <w:tcW w:type="dxa" w:w="2160"/>
-          </w:tcPr>
-          <w:p>
-            <w:r/>
-            <w:r>
-              <w:rPr>
-                <w:b w:val="0"/>
-                <w:sz w:val="18"/>
-              </w:rPr>
-              <w:t xml:space="preserve">Revisó: </w:t>
-            </w:r>
-            <w:r>
-              <w:rPr>
-                <w:b w:val="0"/>
-                <w:sz w:val="18"/>
-              </w:rPr>
-              <w:t>Gerencia de Cobranza</w:t>
+              <w:t>00</w:t>
             </w:r>
           </w:p>
         </w:tc>
@@ -233,20 +139,6 @@
           </w:tcPr>
           <w:p>
             <w:r/>
-            <w:r>
-              <w:rPr>
-                <w:b w:val="0"/>
-                <w:sz w:val="18"/>
-              </w:rPr>
-              <w:t xml:space="preserve">Aprobó: </w:t>
-            </w:r>
-            <w:r>
-              <w:rPr>
-                <w:b w:val="0"/>
-                <w:sz w:val="18"/>
-              </w:rPr>
-              <w:t>Dirección General</w:t>
-            </w:r>
           </w:p>
         </w:tc>
         <w:tc>
@@ -255,18 +147,6 @@
           </w:tcPr>
           <w:p>
             <w:r/>
-            <w:r>
-              <w:rPr>
-                <w:b w:val="0"/>
-                <w:sz w:val="18"/>
-              </w:rPr>
-            </w:r>
-            <w:r>
-              <w:rPr>
-                <w:b w:val="0"/>
-                <w:sz w:val="18"/>
-              </w:rPr>
-            </w:r>
           </w:p>
         </w:tc>
         <w:tc>
@@ -275,18 +155,6 @@
           </w:tcPr>
           <w:p>
             <w:r/>
-            <w:r>
-              <w:rPr>
-                <w:b w:val="0"/>
-                <w:sz w:val="18"/>
-              </w:rPr>
-            </w:r>
-            <w:r>
-              <w:rPr>
-                <w:b w:val="0"/>
-                <w:sz w:val="18"/>
-              </w:rPr>
-            </w:r>
           </w:p>
         </w:tc>
         <w:tc>
@@ -295,25 +163,13 @@
           </w:tcPr>
           <w:p>
             <w:r/>
-            <w:r>
-              <w:rPr>
-                <w:b w:val="0"/>
-                <w:sz w:val="18"/>
-              </w:rPr>
-            </w:r>
-            <w:r>
-              <w:rPr>
-                <w:b w:val="0"/>
-                <w:sz w:val="18"/>
-              </w:rPr>
-            </w:r>
           </w:p>
         </w:tc>
       </w:tr>
     </w:tbl>
     <w:p>
       <w:r>
-        <w:t>─────────────────────────────────────────────────────────────────</w:t>
+        <w:t>────────────────────────────────────────────────────────────────────</w:t>
       </w:r>
     </w:p>
     <w:p/>
@@ -334,7 +190,7 @@
         <w:rPr>
           <w:sz w:val="20"/>
         </w:rPr>
-        <w:t>Verificar la existencia en físico de los recibos con status 'EXTRAVIADO' o 'CANCELADO SIN ENTREGAR', para mantener control de inventario y generar seguimiento de discrepancias.</w:t>
+        <w:t>Verificar la existencia en físico de los recibos con status 'EXTRAVIADO' o 'CANCELADO SIN ENTREGAR', para mantener control de inventario y dar seguimiento a discrepancias.</w:t>
       </w:r>
     </w:p>
     <w:p>
@@ -354,7 +210,7 @@
         <w:rPr>
           <w:sz w:val="20"/>
         </w:rPr>
-        <w:t>Aplica a todos los recibos con status en sistema: 'EXTRAVIADO' y 'CANCELADO SIN ENTREGAR'.</w:t>
+        <w:t>Aplica a todos los recibos con status 'EXTRAVIADO' y 'CANCELADO SIN ENTREGAR'.</w:t>
       </w:r>
     </w:p>
     <w:p>
@@ -427,7 +283,7 @@
         <w:rPr>
           <w:sz w:val="20"/>
         </w:rPr>
-        <w:t>• Gerencia de Cobranza: Genera la relación desde el sistema, envía a Nelly, recibe resultados y define acciones.</w:t>
+        <w:t>• Gerencia de Cobranza: Genera la relación, envía a Nelly, recibe resultados y define acciones.</w:t>
       </w:r>
     </w:p>
     <w:p>
@@ -484,17 +340,6 @@
       </w:r>
     </w:p>
     <w:p>
-      <w:pPr>
-        <w:pStyle w:val="ListBullet"/>
-      </w:pPr>
-      <w:r>
-        <w:rPr>
-          <w:sz w:val="20"/>
-        </w:rPr>
-        <w:t>• Acceso al sistema para generar la relación.</w:t>
-      </w:r>
-    </w:p>
-    <w:p>
       <w:r>
         <w:rPr>
           <w:b/>
@@ -511,7 +356,7 @@
         <w:rPr>
           <w:sz w:val="20"/>
         </w:rPr>
-        <w:t>5.1 PREPARACIÓN (Gerencia): Generar relación desde sistema (EXTRAVIADO y CANCELADO SIN ENTREGAR); ordenar por Status y No. Recibo; enviar Excel a Nelly (sin llenar columnas de revisión).</w:t>
+        <w:t>5.1 PREPARACIÓN (Gerencia): Generar relación desde sistema (EXTRAVIADO y CANCELADO SIN ENTREGAR); ordenar por Status y No. Recibo; enviar Excel a Nelly sin llenar columnas de revisión.</w:t>
       </w:r>
     </w:p>
     <w:p>
@@ -522,7 +367,7 @@
         <w:rPr>
           <w:sz w:val="20"/>
         </w:rPr>
-        <w:t>5.2 REVISIÓN FÍSICA (Nelly): Buscar 1×1 cada recibo en archivo físico; registrar en Excel: REVISIÓN, FECHA DE REVISIÓN, EVIDENCIA/UBICACIÓN, OBSERVACIONES, REQUIERE ACCIÓN GERENCIA (Sí/No); devolver archivo a Gerencia el mismo día o siguiente hábil.</w:t>
+        <w:t>5.2 REVISIÓN FÍSICA (Nelly): Buscar 1×1 cada recibo; registrar en Excel: REVISIÓN, FECHA DE REVISIÓN, EVIDENCIA/UBICACIÓN, OBSERVACIONES, REQUIERE ACCIÓN GERENCIA (Sí/No); devolver archivo a Gerencia el mismo día o siguiente hábil.</w:t>
       </w:r>
     </w:p>
     <w:p>
@@ -595,7 +440,7 @@
         <w:rPr>
           <w:sz w:val="20"/>
         </w:rPr>
-        <w:t>2) Si un recibo aparece LOCALIZADO con inconsistencias: usar REVISAR y documentar.</w:t>
+        <w:t>2) Si LOCALIZADO con inconsistencias: usar REVISAR y documentar.</w:t>
       </w:r>
     </w:p>
     <w:p>
@@ -648,7 +493,7 @@
         <w:rPr>
           <w:sz w:val="20"/>
         </w:rPr>
-        <w:t>• Atención de discrepancias por Gerencia: máximo 48 horas hábiles.</w:t>
+        <w:t>• Atención de discrepancias: máximo 48 horas hábiles.</w:t>
       </w:r>
     </w:p>
     <w:p>
